--- a/Suyash/Suyash Certificate.docx
+++ b/Suyash/Suyash Certificate.docx
@@ -412,7 +412,7 @@
           <v:shape id="_x0000_i1025" type="#_x0000_t75" style="width:175.5pt;height:163.5pt" o:ole="">
             <v:imagedata r:id="rId8" o:title=""/>
           </v:shape>
-          <o:OLEObject Type="Embed" ProgID="MSPhotoEd.3" ShapeID="_x0000_i1025" DrawAspect="Content" ObjectID="_1832784322" r:id="rId9"/>
+          <o:OLEObject Type="Embed" ProgID="MSPhotoEd.3" ShapeID="_x0000_i1025" DrawAspect="Content" ObjectID="_1833455844" r:id="rId9"/>
         </w:object>
       </w:r>
     </w:p>
@@ -643,7 +643,25 @@
           <w:sz w:val="28"/>
           <w:szCs w:val="28"/>
         </w:rPr>
-        <w:t>Ms. Neha Sahu Mam</w:t>
+        <w:t>M</w:t>
+      </w:r>
+      <w:r>
+        <w:rPr>
+          <w:b/>
+          <w:iCs/>
+          <w:sz w:val="28"/>
+          <w:szCs w:val="28"/>
+        </w:rPr>
+        <w:t>r</w:t>
+      </w:r>
+      <w:r>
+        <w:rPr>
+          <w:b/>
+          <w:iCs/>
+          <w:sz w:val="28"/>
+          <w:szCs w:val="28"/>
+        </w:rPr>
+        <w:t>s. Neha Sahu Mam</w:t>
       </w:r>
       <w:r>
         <w:rPr>
@@ -1721,7 +1739,7 @@
           <w:sz w:val="28"/>
           <w:szCs w:val="28"/>
         </w:rPr>
-        <w:t>_______</w:t>
+        <w:t xml:space="preserve">2613237525 </w:t>
       </w:r>
       <w:r>
         <w:rPr>
@@ -2287,7 +2305,27 @@
           <w:sz w:val="28"/>
           <w:szCs w:val="28"/>
         </w:rPr>
-        <w:t>Ms. Neha Sahu Mam</w:t>
+        <w:t>M</w:t>
+      </w:r>
+      <w:r>
+        <w:rPr>
+          <w:rFonts w:ascii="Times New Roman" w:hAnsi="Times New Roman" w:cs="Times New Roman"/>
+          <w:b/>
+          <w:bCs/>
+          <w:sz w:val="28"/>
+          <w:szCs w:val="28"/>
+        </w:rPr>
+        <w:t>r</w:t>
+      </w:r>
+      <w:r>
+        <w:rPr>
+          <w:rFonts w:ascii="Times New Roman" w:hAnsi="Times New Roman" w:cs="Times New Roman"/>
+          <w:b/>
+          <w:bCs/>
+          <w:sz w:val="28"/>
+          <w:szCs w:val="28"/>
+        </w:rPr>
+        <w:t>s. Neha Sahu Mam</w:t>
       </w:r>
     </w:p>
     <w:p>
@@ -3394,24 +3432,28 @@
           <w:sz w:val="28"/>
           <w:szCs w:val="28"/>
         </w:rPr>
-        <w:t>Roll no:</w:t>
-      </w:r>
-      <w:r>
-        <w:rPr>
-          <w:rFonts w:ascii="Times New Roman" w:hAnsi="Times New Roman"/>
-          <w:sz w:val="28"/>
-          <w:szCs w:val="28"/>
-        </w:rPr>
-        <w:t xml:space="preserve"> </w:t>
-      </w:r>
-      <w:r>
-        <w:rPr>
-          <w:rFonts w:ascii="Times New Roman" w:hAnsi="Times New Roman"/>
-          <w:sz w:val="28"/>
-          <w:szCs w:val="28"/>
-        </w:rPr>
-        <w:t>_______________</w:t>
-      </w:r>
+        <w:t>Roll no</w:t>
+      </w:r>
+      <w:r>
+        <w:rPr>
+          <w:rFonts w:ascii="Times New Roman" w:hAnsi="Times New Roman" w:cs="Times New Roman"/>
+          <w:b/>
+          <w:sz w:val="28"/>
+          <w:szCs w:val="28"/>
+        </w:rPr>
+        <w:t xml:space="preserve">: </w:t>
+      </w:r>
+      <w:bookmarkStart w:id="0" w:name="_GoBack"/>
+      <w:r>
+        <w:rPr>
+          <w:rFonts w:ascii="Times New Roman" w:hAnsi="Times New Roman"/>
+          <w:b/>
+          <w:sz w:val="28"/>
+          <w:szCs w:val="28"/>
+        </w:rPr>
+        <w:t>2613237525</w:t>
+      </w:r>
+      <w:bookmarkEnd w:id="0"/>
     </w:p>
     <w:p>
       <w:pPr>
@@ -3558,7 +3600,27 @@
           <w:sz w:val="28"/>
           <w:szCs w:val="32"/>
         </w:rPr>
-        <w:t>Ms. Neha Sahu Mam</w:t>
+        <w:t>M</w:t>
+      </w:r>
+      <w:r>
+        <w:rPr>
+          <w:rFonts w:ascii="Times New Roman" w:hAnsi="Times New Roman" w:cs="Times New Roman"/>
+          <w:b/>
+          <w:bCs/>
+          <w:sz w:val="28"/>
+          <w:szCs w:val="32"/>
+        </w:rPr>
+        <w:t>r</w:t>
+      </w:r>
+      <w:r>
+        <w:rPr>
+          <w:rFonts w:ascii="Times New Roman" w:hAnsi="Times New Roman" w:cs="Times New Roman"/>
+          <w:b/>
+          <w:bCs/>
+          <w:sz w:val="28"/>
+          <w:szCs w:val="32"/>
+        </w:rPr>
+        <w:t>s. Neha Sahu Mam</w:t>
       </w:r>
       <w:r>
         <w:rPr>
@@ -4420,15 +4482,7 @@
                 <w:sz w:val="28"/>
                 <w:szCs w:val="28"/>
               </w:rPr>
-              <w:t>5</w:t>
-            </w:r>
-            <w:r>
-              <w:rPr>
-                <w:rFonts w:ascii="Times New Roman" w:hAnsi="Times New Roman" w:cs="Times New Roman"/>
-                <w:sz w:val="28"/>
-                <w:szCs w:val="28"/>
-              </w:rPr>
-              <w:t>-15</w:t>
+              <w:t>5-18</w:t>
             </w:r>
           </w:p>
         </w:tc>
@@ -4505,23 +4559,7 @@
                 <w:sz w:val="28"/>
                 <w:szCs w:val="28"/>
               </w:rPr>
-              <w:t>16</w:t>
-            </w:r>
-            <w:r>
-              <w:rPr>
-                <w:rFonts w:ascii="Times New Roman" w:hAnsi="Times New Roman" w:cs="Times New Roman"/>
-                <w:sz w:val="28"/>
-                <w:szCs w:val="28"/>
-              </w:rPr>
-              <w:t>-</w:t>
-            </w:r>
-            <w:r>
-              <w:rPr>
-                <w:rFonts w:ascii="Times New Roman" w:hAnsi="Times New Roman" w:cs="Times New Roman"/>
-                <w:sz w:val="28"/>
-                <w:szCs w:val="28"/>
-              </w:rPr>
-              <w:t>18</w:t>
+              <w:t>19-21</w:t>
             </w:r>
           </w:p>
         </w:tc>
@@ -4598,15 +4636,7 @@
                 <w:sz w:val="28"/>
                 <w:szCs w:val="28"/>
               </w:rPr>
-              <w:t>19-</w:t>
-            </w:r>
-            <w:r>
-              <w:rPr>
-                <w:rFonts w:ascii="Times New Roman" w:hAnsi="Times New Roman" w:cs="Times New Roman"/>
-                <w:sz w:val="28"/>
-                <w:szCs w:val="28"/>
-              </w:rPr>
-              <w:t>21</w:t>
+              <w:t>22-25</w:t>
             </w:r>
           </w:p>
         </w:tc>
@@ -4683,7 +4713,7 @@
                 <w:sz w:val="28"/>
                 <w:szCs w:val="28"/>
               </w:rPr>
-              <w:t>22-24</w:t>
+              <w:t>26-28</w:t>
             </w:r>
           </w:p>
         </w:tc>
@@ -4761,7 +4791,7 @@
                 <w:sz w:val="28"/>
                 <w:szCs w:val="28"/>
               </w:rPr>
-              <w:t>25-28</w:t>
+              <w:t>29-33</w:t>
             </w:r>
           </w:p>
         </w:tc>
@@ -4838,15 +4868,7 @@
                 <w:sz w:val="28"/>
                 <w:szCs w:val="28"/>
               </w:rPr>
-              <w:t>29-</w:t>
-            </w:r>
-            <w:r>
-              <w:rPr>
-                <w:rFonts w:ascii="Times New Roman" w:hAnsi="Times New Roman" w:cs="Times New Roman"/>
-                <w:sz w:val="28"/>
-                <w:szCs w:val="28"/>
-              </w:rPr>
-              <w:t>31</w:t>
+              <w:t>34-36</w:t>
             </w:r>
           </w:p>
         </w:tc>
@@ -4939,7 +4961,7 @@
                 <w:sz w:val="28"/>
                 <w:szCs w:val="28"/>
               </w:rPr>
-              <w:t>32-35</w:t>
+              <w:t>37-40</w:t>
             </w:r>
           </w:p>
         </w:tc>
@@ -5016,7 +5038,7 @@
                 <w:sz w:val="28"/>
                 <w:szCs w:val="28"/>
               </w:rPr>
-              <w:t>36-38</w:t>
+              <w:t>41-42</w:t>
             </w:r>
           </w:p>
         </w:tc>
@@ -5109,7 +5131,7 @@
                 <w:sz w:val="28"/>
                 <w:szCs w:val="28"/>
               </w:rPr>
-              <w:t>39-</w:t>
+              <w:t>43</w:t>
             </w:r>
             <w:r>
               <w:rPr>
@@ -5117,7 +5139,7 @@
                 <w:sz w:val="28"/>
                 <w:szCs w:val="28"/>
               </w:rPr>
-              <w:t>68</w:t>
+              <w:t>-74</w:t>
             </w:r>
           </w:p>
         </w:tc>
@@ -5194,7 +5216,7 @@
                 <w:sz w:val="28"/>
                 <w:szCs w:val="28"/>
               </w:rPr>
-              <w:t>69</w:t>
+              <w:t>75-76</w:t>
             </w:r>
           </w:p>
         </w:tc>
@@ -5271,7 +5293,7 @@
                 <w:sz w:val="28"/>
                 <w:szCs w:val="28"/>
               </w:rPr>
-              <w:t>70</w:t>
+              <w:t>77</w:t>
             </w:r>
           </w:p>
         </w:tc>
@@ -5350,7 +5372,7 @@
                 <w:sz w:val="28"/>
                 <w:szCs w:val="28"/>
               </w:rPr>
-              <w:t>71</w:t>
+              <w:t>78</w:t>
             </w:r>
           </w:p>
         </w:tc>
@@ -5432,10 +5454,8 @@
                 <w:sz w:val="28"/>
                 <w:szCs w:val="28"/>
               </w:rPr>
-              <w:t>72</w:t>
+              <w:t>79</w:t>
             </w:r>
-            <w:bookmarkStart w:id="0" w:name="_GoBack"/>
-            <w:bookmarkEnd w:id="0"/>
           </w:p>
         </w:tc>
       </w:tr>
@@ -9756,7 +9776,7 @@
 </file>
 
 <file path=customXml/itemProps1.xml><?xml version="1.0" encoding="utf-8"?>
-<ds:datastoreItem xmlns:ds="http://schemas.openxmlformats.org/officeDocument/2006/customXml" ds:itemID="{E5EB8AF1-BB16-44F8-9B6E-4299156EEDBE}">
+<ds:datastoreItem xmlns:ds="http://schemas.openxmlformats.org/officeDocument/2006/customXml" ds:itemID="{E7C9CDAB-3C56-4DC7-A571-476D40006E21}">
   <ds:schemaRefs>
     <ds:schemaRef ds:uri="http://schemas.openxmlformats.org/officeDocument/2006/bibliography"/>
   </ds:schemaRefs>
